--- a/exercises/Bài tập 095 - Kiểm tra chuyển tiếp trước luyện đề.docx
+++ b/exercises/Bài tập 095 - Kiểm tra chuyển tiếp trước luyện đề.docx
@@ -1,632 +1,1603 @@
 
 <file path=word/document.xml><?xml version="1.0" encoding="utf-8"?>
-<w:document xmlns:w="http://schemas.openxmlformats.org/wordprocessingml/2006/main">
+<w:document xmlns:wpc="http://schemas.microsoft.com/office/word/2010/wordprocessingCanvas" xmlns:cx="http://schemas.microsoft.com/office/drawing/2014/chartex" xmlns:cx1="http://schemas.microsoft.com/office/drawing/2015/9/8/chartex" xmlns:cx2="http://schemas.microsoft.com/office/drawing/2015/10/21/chartex" xmlns:cx3="http://schemas.microsoft.com/office/drawing/2016/5/9/chartex" xmlns:cx4="http://schemas.microsoft.com/office/drawing/2016/5/10/chartex" xmlns:cx5="http://schemas.microsoft.com/office/drawing/2016/5/11/chartex" xmlns:cx6="http://schemas.microsoft.com/office/drawing/2016/5/12/chartex" xmlns:cx7="http://schemas.microsoft.com/office/drawing/2016/5/13/chartex" xmlns:cx8="http://schemas.microsoft.com/office/drawing/2016/5/14/chartex" xmlns:mc="http://schemas.openxmlformats.org/markup-compatibility/2006" xmlns:aink="http://schemas.microsoft.com/office/drawing/2016/ink" xmlns:am3d="http://schemas.microsoft.com/office/drawing/2017/model3d" xmlns:o="urn:schemas-microsoft-com:office:office" xmlns:oel="http://schemas.microsoft.com/office/2019/extlst" xmlns:r="http://schemas.openxmlformats.org/officeDocument/2006/relationships" xmlns:m="http://schemas.openxmlformats.org/officeDocument/2006/math" xmlns:v="urn:schemas-microsoft-com:vml" xmlns:wp14="http://schemas.microsoft.com/office/word/2010/wordprocessingDrawing" xmlns:wp="http://schemas.openxmlformats.org/drawingml/2006/wordprocessingDrawing" xmlns:w10="urn:schemas-microsoft-com:office:word" xmlns:w="http://schemas.openxmlformats.org/wordprocessingml/2006/main" xmlns:w14="http://schemas.microsoft.com/office/word/2010/wordml" xmlns:w15="http://schemas.microsoft.com/office/word/2012/wordml" xmlns:w16cex="http://schemas.microsoft.com/office/word/2018/wordml/cex" xmlns:w16cid="http://schemas.microsoft.com/office/word/2016/wordml/cid" xmlns:w16="http://schemas.microsoft.com/office/word/2018/wordml" xmlns:w16du="http://schemas.microsoft.com/office/word/2023/wordml/word16du" xmlns:w16sdtdh="http://schemas.microsoft.com/office/word/2020/wordml/sdtdatahash" xmlns:w16sdtfl="http://schemas.microsoft.com/office/word/2024/wordml/sdtformatlock" xmlns:w16se="http://schemas.microsoft.com/office/word/2015/wordml/symex" xmlns:wpg="http://schemas.microsoft.com/office/word/2010/wordprocessingGroup" xmlns:wpi="http://schemas.microsoft.com/office/word/2010/wordprocessingInk" xmlns:wne="http://schemas.microsoft.com/office/word/2006/wordml" xmlns:wps="http://schemas.microsoft.com/office/word/2010/wordprocessingShape" mc:Ignorable="w14 w15 w16se w16cid w16 w16cex w16sdtdh w16sdtfl w16du wp14">
   <w:body>
     <w:p>
+      <w:pPr>
+        <w:rPr>
+          <w:color w:val="000000"/>
+        </w:rPr>
+      </w:pPr>
       <w:r>
         <w:rPr>
           <w:b/>
-        </w:rPr>
-        <w:t xml:space="preserve">BÀI KIỂM TRA NGÀY 95: CHUYỂN TIẾP TRƯỚC GIAI ĐOẠN LUYỆN ĐỀ</w:t>
-      </w:r>
-    </w:p>
-    <w:p>
-      <w:r>
-        <w:t xml:space="preserve">Thời gian: 50 phút – 40 câu – Thang điểm: 10 (mỗi câu 0,25 điểm)</w:t>
-      </w:r>
-    </w:p>
-    <w:p>
-      <w:r>
-        <w:t xml:space="preserve">Không sử dụng tài liệu. Chọn A, B, C hoặc D. Đánh dấu câu phân vân nhưng không bỏ trống.</w:t>
-      </w:r>
-    </w:p>
-    <w:p>
-      <w:r>
-        <w:t xml:space="preserve"/>
-      </w:r>
-    </w:p>
-    <w:p>
+          <w:color w:val="000000"/>
+        </w:rPr>
+        <w:t>BÀI KIỂM TRA NGÀY 95: CHUYỂN TIẾP TRƯỚC GIAI ĐOẠN LUYỆN ĐỀ</w:t>
+      </w:r>
+    </w:p>
+    <w:p>
+      <w:pPr>
+        <w:rPr>
+          <w:color w:val="000000"/>
+        </w:rPr>
+      </w:pPr>
+      <w:r>
+        <w:rPr>
+          <w:color w:val="000000"/>
+        </w:rPr>
+        <w:t>Thời gian: 50 phút – 40 câu – Thang điểm: 10 (mỗi câu 0,25 điểm)</w:t>
+      </w:r>
+    </w:p>
+    <w:p>
+      <w:pPr>
+        <w:rPr>
+          <w:color w:val="000000"/>
+        </w:rPr>
+      </w:pPr>
+      <w:r>
+        <w:rPr>
+          <w:color w:val="000000"/>
+        </w:rPr>
+        <w:t>Không sử dụng tài liệu. Chọn A, B, C hoặc D. Đánh dấu câu phân vân nhưng không bỏ trống.</w:t>
+      </w:r>
+    </w:p>
+    <w:p>
+      <w:pPr>
+        <w:rPr>
+          <w:color w:val="000000"/>
+        </w:rPr>
+      </w:pPr>
+    </w:p>
+    <w:p>
+      <w:pPr>
+        <w:spacing w:before="60"/>
+        <w:rPr>
+          <w:color w:val="000000"/>
+        </w:rPr>
+      </w:pPr>
       <w:r>
         <w:rPr>
           <w:b/>
-        </w:rPr>
-        <w:t xml:space="preserve">PHẦN 1. ĐIỀN KHUYẾT THÔNG BÁO (Câu 1–4)</w:t>
-      </w:r>
-    </w:p>
-    <w:p>
-      <w:r>
-        <w:t xml:space="preserve">SCHOOL CAREER DAY</w:t>
-      </w:r>
-    </w:p>
-    <w:p>
-      <w:r>
-        <w:t xml:space="preserve">Students are invited (1) ___ Career Day on 18 October. Representatives from twelve organisations will provide information (2) ___ different occupations and training routes. To make the event more (3) ___, students should prepare two questions in advance. Anyone wishing to attend a small-group workshop must register online (4) ___ Friday.</w:t>
-      </w:r>
-    </w:p>
-    <w:p>
-      <w:r>
-        <w:t xml:space="preserve">1. A attend B attending C to attend D attended</w:t>
-      </w:r>
-    </w:p>
-    <w:p>
-      <w:r>
-        <w:t xml:space="preserve">2. A about B at C for D by</w:t>
-      </w:r>
-    </w:p>
-    <w:p>
-      <w:r>
-        <w:t xml:space="preserve">3. A benefit B beneficial C beneficially D benefited</w:t>
-      </w:r>
-    </w:p>
-    <w:p>
-      <w:r>
-        <w:t xml:space="preserve">4. A in B on C from D by</w:t>
-      </w:r>
-    </w:p>
-    <w:p>
-      <w:r>
-        <w:t xml:space="preserve"/>
-      </w:r>
-    </w:p>
-    <w:p>
+          <w:color w:val="000000"/>
+        </w:rPr>
+        <w:t>PHẦN 1. ĐIỀN KHUYẾT THÔNG BÁO (Câu 1–4)</w:t>
+      </w:r>
+    </w:p>
+    <w:p>
+      <w:pPr>
+        <w:rPr>
+          <w:color w:val="000000"/>
+        </w:rPr>
+      </w:pPr>
+      <w:r>
+        <w:rPr>
+          <w:color w:val="000000"/>
+        </w:rPr>
+        <w:t>SCHOOL CAREER DAY</w:t>
+      </w:r>
+    </w:p>
+    <w:p>
+      <w:pPr>
+        <w:rPr>
+          <w:color w:val="000000"/>
+        </w:rPr>
+      </w:pPr>
+      <w:r>
+        <w:rPr>
+          <w:color w:val="000000"/>
+        </w:rPr>
+        <w:t>Students are invited (1) ___ Career Day on 18 October. Representatives from twelve organisations will provide information (2) ___ different occupations and training routes. To make the event more (3) ___, students should prepare two questions in advance. Anyone wishing to attend a small-group workshop must register online (4) ___ Friday.</w:t>
+      </w:r>
+    </w:p>
+    <w:p>
+      <w:pPr>
+        <w:rPr>
+          <w:color w:val="000000"/>
+        </w:rPr>
+      </w:pPr>
+      <w:r>
+        <w:rPr>
+          <w:color w:val="000000"/>
+        </w:rPr>
+        <w:t>1. A attend B attending C to attend D attended</w:t>
+      </w:r>
+    </w:p>
+    <w:p>
+      <w:pPr>
+        <w:rPr>
+          <w:color w:val="000000"/>
+        </w:rPr>
+      </w:pPr>
+      <w:r>
+        <w:rPr>
+          <w:color w:val="000000"/>
+        </w:rPr>
+        <w:t>2. A about B at C for D by</w:t>
+      </w:r>
+    </w:p>
+    <w:p>
+      <w:pPr>
+        <w:rPr>
+          <w:color w:val="000000"/>
+        </w:rPr>
+      </w:pPr>
+      <w:r>
+        <w:rPr>
+          <w:color w:val="000000"/>
+        </w:rPr>
+        <w:t>3. A benefit B beneficial C beneficially D benefited</w:t>
+      </w:r>
+    </w:p>
+    <w:p>
+      <w:pPr>
+        <w:rPr>
+          <w:color w:val="000000"/>
+        </w:rPr>
+      </w:pPr>
+      <w:r>
+        <w:rPr>
+          <w:color w:val="000000"/>
+        </w:rPr>
+        <w:t>4. A in B on C from D by</w:t>
+      </w:r>
+    </w:p>
+    <w:p>
+      <w:pPr>
+        <w:rPr>
+          <w:color w:val="000000"/>
+        </w:rPr>
+      </w:pPr>
+    </w:p>
+    <w:p>
+      <w:pPr>
+        <w:rPr>
+          <w:color w:val="000000"/>
+        </w:rPr>
+      </w:pPr>
       <w:r>
         <w:rPr>
           <w:b/>
-        </w:rPr>
-        <w:t xml:space="preserve">PHẦN 2. ĐIỀN KHUYẾT TỜ RƠI (Câu 5–8)</w:t>
-      </w:r>
-    </w:p>
-    <w:p>
-      <w:r>
-        <w:t xml:space="preserve">REDUCE FOOD WASTE AT HOME</w:t>
-      </w:r>
-    </w:p>
-    <w:p>
-      <w:r>
-        <w:t xml:space="preserve">Planning meals can help families buy only (5) ___ they need. Before shopping, check cupboards and write a list. Store food correctly so that it remains fresh for (6) ___. If fruit becomes too soft, use it in a smoothie (7) ___ throwing it away. These simple habits save money; (8) ___, they reduce the environmental impact of producing and transporting food.</w:t>
-      </w:r>
-    </w:p>
-    <w:p>
-      <w:r>
-        <w:t xml:space="preserve">5. A what B which C that D whose</w:t>
-      </w:r>
-    </w:p>
-    <w:p>
-      <w:r>
-        <w:t xml:space="preserve">6. A long B longer C longest D length</w:t>
-      </w:r>
-    </w:p>
-    <w:p>
-      <w:r>
-        <w:t xml:space="preserve">7. A because of B despite C instead of D due to</w:t>
-      </w:r>
-    </w:p>
-    <w:p>
-      <w:r>
-        <w:t xml:space="preserve">8. A however B moreover C otherwise D nevertheless</w:t>
-      </w:r>
-    </w:p>
-    <w:p>
-      <w:r>
-        <w:t xml:space="preserve"/>
-      </w:r>
-    </w:p>
-    <w:p>
+          <w:color w:val="000000"/>
+        </w:rPr>
+        <w:t>PHẦN 2. ĐIỀN KHUYẾT TỜ RƠI (Câu 5–8)</w:t>
+      </w:r>
+    </w:p>
+    <w:p>
+      <w:pPr>
+        <w:rPr>
+          <w:color w:val="000000"/>
+        </w:rPr>
+      </w:pPr>
+      <w:r>
+        <w:rPr>
+          <w:color w:val="000000"/>
+        </w:rPr>
+        <w:t>REDUCE FOOD WASTE AT HOME</w:t>
+      </w:r>
+    </w:p>
+    <w:p>
+      <w:pPr>
+        <w:rPr>
+          <w:color w:val="000000"/>
+        </w:rPr>
+      </w:pPr>
+      <w:r>
+        <w:rPr>
+          <w:color w:val="000000"/>
+        </w:rPr>
+        <w:t>Planning meals can help families buy only (5) ___ they need. Before shopping, check cupboards and write a list. Store food correctly so that it remains fresh for (6) ___. If fruit becomes too soft, use it in a smoothie (7) ___ throwing it away. These simple habits save money; (8) ___, they reduce the environmental impact of producing and transporting food.</w:t>
+      </w:r>
+    </w:p>
+    <w:p>
+      <w:pPr>
+        <w:rPr>
+          <w:color w:val="000000"/>
+        </w:rPr>
+      </w:pPr>
+      <w:r>
+        <w:rPr>
+          <w:color w:val="000000"/>
+        </w:rPr>
+        <w:t>5. A what B which C that D whose</w:t>
+      </w:r>
+    </w:p>
+    <w:p>
+      <w:pPr>
+        <w:rPr>
+          <w:color w:val="000000"/>
+        </w:rPr>
+      </w:pPr>
+      <w:r>
+        <w:rPr>
+          <w:color w:val="000000"/>
+        </w:rPr>
+        <w:t>6. A long B longer C longest D length</w:t>
+      </w:r>
+    </w:p>
+    <w:p>
+      <w:pPr>
+        <w:rPr>
+          <w:color w:val="000000"/>
+        </w:rPr>
+      </w:pPr>
+      <w:r>
+        <w:rPr>
+          <w:color w:val="000000"/>
+        </w:rPr>
+        <w:t>7. A because of B despite C instead of D due to</w:t>
+      </w:r>
+    </w:p>
+    <w:p>
+      <w:pPr>
+        <w:rPr>
+          <w:color w:val="000000"/>
+        </w:rPr>
+      </w:pPr>
+      <w:r>
+        <w:rPr>
+          <w:color w:val="000000"/>
+        </w:rPr>
+        <w:t>8. A however B moreover C otherwise D nevertheless</w:t>
+      </w:r>
+    </w:p>
+    <w:p>
+      <w:pPr>
+        <w:rPr>
+          <w:color w:val="000000"/>
+        </w:rPr>
+      </w:pPr>
+    </w:p>
+    <w:p>
+      <w:pPr>
+        <w:rPr>
+          <w:color w:val="000000"/>
+        </w:rPr>
+      </w:pPr>
       <w:r>
         <w:rPr>
           <w:b/>
-        </w:rPr>
-        <w:t xml:space="preserve">PHẦN 3. SẮP XẾP HỘI THOẠI (Câu 9–12)</w:t>
-      </w:r>
-    </w:p>
-    <w:p>
-      <w:r>
-        <w:t xml:space="preserve">9. a. Certainly. What time would suit you? b. Hello, I'd like to arrange a meeting about the course. c. Would Thursday afternoon be possible? A b-a-c B a-b-c C b-c-a D c-a-b</w:t>
-      </w:r>
-    </w:p>
-    <w:p>
-      <w:r>
-        <w:t xml:space="preserve">10. a. Yes, I'd love to. Where shall we meet? b. Great. Let's meet outside the library at eight. c. Are you joining the charity walk on Sunday? A a-c-b B c-a-b C c-b-a D b-a-c</w:t>
-      </w:r>
-    </w:p>
-    <w:p>
-      <w:r>
-        <w:t xml:space="preserve">11. a. I can't open the document you sent. b. Let me check. I may have used the wrong file type. c. Hi, Minh. Could you help me with a technical problem? d. Thanks. Could you send it as a PDF? A c-a-b-d B a-c-d-b C c-b-a-d D b-a-c-d</w:t>
-      </w:r>
-    </w:p>
-    <w:p>
-      <w:r>
-        <w:t xml:space="preserve">12. a. You're welcome. Have a safe journey. b. Take bus 14 and get off at Market Square. c. Excuse me, how can I get to the railway station? d. Thank you. Does the journey take long? e. About twenty minutes outside rush hour. A c-b-d-e-a B b-c-e-d-a C c-d-b-a-e D d-c-b-e-a</w:t>
-      </w:r>
-    </w:p>
-    <w:p>
-      <w:r>
-        <w:t xml:space="preserve"/>
-      </w:r>
-    </w:p>
-    <w:p>
+          <w:color w:val="000000"/>
+        </w:rPr>
+        <w:t>PHẦN 3. SẮP XẾP HỘI THOẠI (Câu 9–12)</w:t>
+      </w:r>
+    </w:p>
+    <w:p>
+      <w:pPr>
+        <w:rPr>
+          <w:color w:val="000000"/>
+        </w:rPr>
+      </w:pPr>
+      <w:r>
+        <w:rPr>
+          <w:color w:val="000000"/>
+        </w:rPr>
+        <w:t>9. a. Certainly. What time would suit you? b. Hello, I'd like to arrange a meeting about the course. c. Would Thursday afternoon be possible? A b-a-c B a-b-c C b-c-a D c-a-b</w:t>
+      </w:r>
+    </w:p>
+    <w:p>
+      <w:pPr>
+        <w:rPr>
+          <w:color w:val="000000"/>
+        </w:rPr>
+      </w:pPr>
+      <w:r>
+        <w:rPr>
+          <w:color w:val="000000"/>
+        </w:rPr>
+        <w:t>10. a. Yes, I'd love to. Where shall we meet? b. Great. Let's meet outside the library at eight. c. Are you joining the charity walk on Sunday? A a-c-b B c-a-b C c-b-a D b-a-c</w:t>
+      </w:r>
+    </w:p>
+    <w:p>
+      <w:pPr>
+        <w:rPr>
+          <w:color w:val="000000"/>
+        </w:rPr>
+      </w:pPr>
+      <w:r>
+        <w:rPr>
+          <w:color w:val="000000"/>
+        </w:rPr>
+        <w:t>11. a. I can't open the document you sent. b. Let me check. I may have used the wrong file type. c. Hi, Minh. Could you help me with a technical problem? d. Thanks. Could you send it as a PDF? A c-a-b-d B a-c-d-b C c-b-a-d D b-a-c-d</w:t>
+      </w:r>
+    </w:p>
+    <w:p>
+      <w:pPr>
+        <w:rPr>
+          <w:color w:val="000000"/>
+        </w:rPr>
+      </w:pPr>
+      <w:r>
+        <w:rPr>
+          <w:color w:val="000000"/>
+        </w:rPr>
+        <w:t xml:space="preserve">12. a. You're welcome. Have a safe journey. b. Take bus 14 and get off at Market Square. c. Excuse me, how can I get to the railway station? d. Thank you. Does the journey take </w:t>
+      </w:r>
+      <w:r>
+        <w:rPr>
+          <w:color w:val="000000"/>
+        </w:rPr>
+        <w:lastRenderedPageBreak/>
+        <w:t>long? e. About twenty minutes outside rush hour. A c-b-d-e-a B b-c-e-d-a C c-d-b-a-e D d-c-b-e-a</w:t>
+      </w:r>
+    </w:p>
+    <w:p>
+      <w:pPr>
+        <w:rPr>
+          <w:color w:val="000000"/>
+        </w:rPr>
+      </w:pPr>
+    </w:p>
+    <w:p>
+      <w:pPr>
+        <w:rPr>
+          <w:color w:val="000000"/>
+        </w:rPr>
+      </w:pPr>
       <w:r>
         <w:rPr>
           <w:b/>
-        </w:rPr>
-        <w:t xml:space="preserve">PHẦN 4. SẮP XẾP EMAIL VÀ ĐOẠN VĂN (Câu 13–16)</w:t>
-      </w:r>
-    </w:p>
-    <w:p>
-      <w:r>
-        <w:t xml:space="preserve">13. a. Please let me know whether you can come. b. Hi Emma, c. We're holding a class picnic at Green Park next Saturday. d. Best wishes, Hoa e. I'm writing to invite you to join us. A b-e-c-a-d B e-b-c-d-a C b-c-e-a-d D b-e-a-c-d</w:t>
-      </w:r>
-    </w:p>
-    <w:p>
-      <w:r>
-        <w:t xml:space="preserve">14. a. As a result, less waste is sent to landfill. b. The school has introduced separate bins for paper, cans and food. c. Clear signs show students where each item belongs. d. These measures have improved the accuracy of sorting. A b-c-d-a B c-b-a-d C b-d-c-a D d-a-b-c</w:t>
-      </w:r>
-    </w:p>
-    <w:p>
-      <w:r>
-        <w:t xml:space="preserve">15. a. Finally, confirm your booking and save the reference number. b. Booking a museum ticket online is straightforward. c. Next, choose a date and entry time. d. First, select the number of visitors. A b-d-c-a B d-b-c-a C b-c-d-a D a-b-d-c</w:t>
-      </w:r>
-    </w:p>
-    <w:p>
-      <w:r>
-        <w:t xml:space="preserve">16. a. However, some employees miss face-to-face interaction. b. Working from home can save commuting time. c. A balanced schedule may therefore suit many teams. d. It can also offer greater flexibility. A b-d-a-c B b-a-d-c C a-b-c-d D d-b-a-c</w:t>
-      </w:r>
-    </w:p>
-    <w:p>
-      <w:r>
-        <w:t xml:space="preserve"/>
-      </w:r>
-    </w:p>
-    <w:p>
+          <w:color w:val="000000"/>
+        </w:rPr>
+        <w:t>PHẦN 4. SẮP XẾP EMAIL VÀ ĐOẠN VĂN (Câu 13–16)</w:t>
+      </w:r>
+    </w:p>
+    <w:p>
+      <w:pPr>
+        <w:rPr>
+          <w:color w:val="000000"/>
+        </w:rPr>
+      </w:pPr>
+      <w:r>
+        <w:rPr>
+          <w:color w:val="000000"/>
+        </w:rPr>
+        <w:t>13. a. Please let me know whether you can come. b. Hi Emma, c. We're holding a class picnic at Green Park next Saturday. d. Best wishes, Hoa e. I'm writing to invite you to join us. A b-e-c-a-d B e-b-c-d-a C b-c-e-a-d D b-e-a-c-d</w:t>
+      </w:r>
+    </w:p>
+    <w:p>
+      <w:pPr>
+        <w:rPr>
+          <w:color w:val="000000"/>
+        </w:rPr>
+      </w:pPr>
+      <w:r>
+        <w:rPr>
+          <w:color w:val="000000"/>
+        </w:rPr>
+        <w:t>14. a. As a result, less waste is sent to landfill. b. The school has introduced separate bins for paper, cans and food. c. Clear signs show students where each item belongs. d. These measures have improved the accuracy of sorting. A b-c-d-a B c-b-a-d C b-d-c-a D d-a-b-c</w:t>
+      </w:r>
+    </w:p>
+    <w:p>
+      <w:pPr>
+        <w:rPr>
+          <w:color w:val="000000"/>
+        </w:rPr>
+      </w:pPr>
+      <w:r>
+        <w:rPr>
+          <w:color w:val="000000"/>
+        </w:rPr>
+        <w:t>15. a. Finally, confirm your booking and save the reference number. b. Booking a museum ticket online is straightforward. c. Next, choose a date and entry time. d. First, select the number of visitors. A b-d-c-a B d-b-c-a C b-c-d-a D a-b-d-c</w:t>
+      </w:r>
+    </w:p>
+    <w:p>
+      <w:pPr>
+        <w:rPr>
+          <w:color w:val="000000"/>
+        </w:rPr>
+      </w:pPr>
+      <w:r>
+        <w:rPr>
+          <w:color w:val="000000"/>
+        </w:rPr>
+        <w:t>16. a. However, some employees miss face-to-face interaction. b. Working from home can save commuting time. c. A balanced schedule may therefore suit many teams. d. It can also offer greater flexibility. A b-d-a-c B b-a-d-c C a-b-c-d D d-b-a-c</w:t>
+      </w:r>
+    </w:p>
+    <w:p>
+      <w:pPr>
+        <w:rPr>
+          <w:color w:val="000000"/>
+        </w:rPr>
+      </w:pPr>
+    </w:p>
+    <w:p>
+      <w:pPr>
+        <w:rPr>
+          <w:color w:val="000000"/>
+        </w:rPr>
+      </w:pPr>
       <w:r>
         <w:rPr>
           <w:b/>
-        </w:rPr>
-        <w:t xml:space="preserve">PHẦN 5. ĐIỀN KHUYẾT VĂN BẢN (Câu 17–20)</w:t>
-      </w:r>
-    </w:p>
-    <w:p>
-      <w:r>
-        <w:t xml:space="preserve">Regular physical activity supports both physical and mental health. Experts recommend choosing an activity that is enjoyable, because people are more likely to continue (17) ___ it regularly. Walking is a practical option: it requires little equipment and can be fitted (18) ___ daily routines. Starting with short sessions is often better than doing too much immediately. (19) ___, the length and intensity can be increased gradually. People with an existing medical condition should seek professional advice before (20) ___ a new exercise programme.</w:t>
-      </w:r>
-    </w:p>
-    <w:p>
-      <w:r>
-        <w:t xml:space="preserve">17. A do B to do C doing D done</w:t>
-      </w:r>
-    </w:p>
-    <w:p>
-      <w:r>
-        <w:t xml:space="preserve">18. A at B into C from D by</w:t>
-      </w:r>
-    </w:p>
-    <w:p>
-      <w:r>
-        <w:t xml:space="preserve">19. A Over time B In contrast C For example D Otherwise</w:t>
-      </w:r>
-    </w:p>
-    <w:p>
-      <w:r>
-        <w:t xml:space="preserve">20. A begin B began C beginning D to beginning</w:t>
-      </w:r>
-    </w:p>
-    <w:p>
-      <w:r>
-        <w:t xml:space="preserve"/>
-      </w:r>
-    </w:p>
-    <w:p>
+          <w:color w:val="000000"/>
+        </w:rPr>
+        <w:t>PHẦN 5. ĐIỀN KHUYẾT VĂN BẢN (Câu 17–20)</w:t>
+      </w:r>
+    </w:p>
+    <w:p>
+      <w:pPr>
+        <w:rPr>
+          <w:color w:val="000000"/>
+        </w:rPr>
+      </w:pPr>
+      <w:r>
+        <w:rPr>
+          <w:color w:val="000000"/>
+        </w:rPr>
+        <w:t>Regular physical activity supports both physical and mental health. Experts recommend choosing an activity that is enjoyable, because people are more likely to continue (17) ___ it regularly. Walking is a practical option: it requires little equipment and can be fitted (18) ___ daily routines. Starting with short sessions is often better than doing too much immediately. (19) ___, the length and intensity can be increased gradually. People with an existing medical condition should seek professional advice before (20) ___ a new exercise programme.</w:t>
+      </w:r>
+    </w:p>
+    <w:p>
+      <w:pPr>
+        <w:rPr>
+          <w:color w:val="000000"/>
+        </w:rPr>
+      </w:pPr>
+      <w:r>
+        <w:rPr>
+          <w:color w:val="000000"/>
+        </w:rPr>
+        <w:t>17. A do B to do C doing D done</w:t>
+      </w:r>
+    </w:p>
+    <w:p>
+      <w:pPr>
+        <w:rPr>
+          <w:color w:val="000000"/>
+        </w:rPr>
+      </w:pPr>
+      <w:r>
+        <w:rPr>
+          <w:color w:val="000000"/>
+        </w:rPr>
+        <w:t>18. A at B into C from D by</w:t>
+      </w:r>
+    </w:p>
+    <w:p>
+      <w:pPr>
+        <w:rPr>
+          <w:color w:val="000000"/>
+        </w:rPr>
+      </w:pPr>
+      <w:r>
+        <w:rPr>
+          <w:color w:val="000000"/>
+        </w:rPr>
+        <w:t>19. A Over time B In contrast C For example D Otherwise</w:t>
+      </w:r>
+    </w:p>
+    <w:p>
+      <w:pPr>
+        <w:rPr>
+          <w:color w:val="000000"/>
+        </w:rPr>
+      </w:pPr>
+      <w:r>
+        <w:rPr>
+          <w:color w:val="000000"/>
+        </w:rPr>
+        <w:t>20. A begin B began C beginning D to beginning</w:t>
+      </w:r>
+    </w:p>
+    <w:p>
+      <w:pPr>
+        <w:rPr>
+          <w:color w:val="000000"/>
+        </w:rPr>
+      </w:pPr>
+    </w:p>
+    <w:p>
+      <w:pPr>
+        <w:rPr>
+          <w:color w:val="000000"/>
+        </w:rPr>
+      </w:pPr>
       <w:r>
         <w:rPr>
           <w:b/>
-        </w:rPr>
-        <w:t xml:space="preserve">PHẦN 6. ĐIỀN KHUYẾT VĂN BẢN THÔNG TIN (Câu 21–24)</w:t>
-      </w:r>
-    </w:p>
-    <w:p>
-      <w:r>
-        <w:t xml:space="preserve">Community tool libraries allow members to borrow equipment that they need only occasionally. This reduces the need for each household to (21) ___ its own drill, ladder or gardening tools. Members usually pay a small annual fee, which helps cover maintenance and replacement. Before borrowing, users may receive basic safety guidance. (22) ___ instruction is important because unfamiliar equipment can cause injury if used incorrectly. Tool libraries also create opportunities for neighbours to share skills. Some organise repair workshops, (23) ___ volunteers show participants how to maintain household items. By extending the useful life of tools and products, these services can save money and reduce waste. Their success, however, depends (24) ___ clear rules and responsible borrowing.</w:t>
-      </w:r>
-    </w:p>
-    <w:p>
-      <w:r>
-        <w:t xml:space="preserve">21. A own B owe C earn D win</w:t>
-      </w:r>
-    </w:p>
-    <w:p>
-      <w:r>
-        <w:t xml:space="preserve">22. A A B An C The D Some</w:t>
-      </w:r>
-    </w:p>
-    <w:p>
-      <w:r>
-        <w:t xml:space="preserve">23. A which B where C who D when</w:t>
-      </w:r>
-    </w:p>
-    <w:p>
-      <w:r>
-        <w:t xml:space="preserve">24. A at B for C on D with</w:t>
-      </w:r>
-    </w:p>
-    <w:p>
-      <w:r>
-        <w:t xml:space="preserve"/>
-      </w:r>
-    </w:p>
-    <w:p>
+          <w:color w:val="000000"/>
+        </w:rPr>
+        <w:t>PHẦN 6. ĐIỀN KHUYẾT VĂN BẢN THÔNG TIN (Câu 21–24)</w:t>
+      </w:r>
+    </w:p>
+    <w:p>
+      <w:pPr>
+        <w:rPr>
+          <w:color w:val="000000"/>
+        </w:rPr>
+      </w:pPr>
+      <w:r>
+        <w:rPr>
+          <w:color w:val="000000"/>
+        </w:rPr>
+        <w:t>Community tool libraries allow members to borrow equipment that they need only occasionally. This reduces the need for each household to (21) ___ its own drill, ladder or gardening tools. Members usually pay a small annual fee, which helps cover maintenance and replacement. Before borrowing, users may receive basic safety guidance. (22) ___ instruction is important because unfamiliar equipment can cause injury if used incorrectly. Tool libraries also create opportunities for neighbours to share skills. Some organise repair workshops, (23) ___ volunteers show participants how to maintain household items. By extending the useful life of tools and products, these services can save money and reduce waste. Their success, however, depends (24) ___ clear rules and responsible borrowing.</w:t>
+      </w:r>
+    </w:p>
+    <w:p>
+      <w:pPr>
+        <w:rPr>
+          <w:color w:val="000000"/>
+        </w:rPr>
+      </w:pPr>
+      <w:r>
+        <w:rPr>
+          <w:color w:val="000000"/>
+        </w:rPr>
+        <w:lastRenderedPageBreak/>
+        <w:t>21. A own B owe C earn D win</w:t>
+      </w:r>
+    </w:p>
+    <w:p>
+      <w:pPr>
+        <w:rPr>
+          <w:color w:val="000000"/>
+        </w:rPr>
+      </w:pPr>
+      <w:r>
+        <w:rPr>
+          <w:color w:val="000000"/>
+        </w:rPr>
+        <w:t>22. A A B An C The D Some</w:t>
+      </w:r>
+    </w:p>
+    <w:p>
+      <w:pPr>
+        <w:rPr>
+          <w:color w:val="000000"/>
+        </w:rPr>
+      </w:pPr>
+      <w:r>
+        <w:rPr>
+          <w:color w:val="000000"/>
+        </w:rPr>
+        <w:t>23. A which B where C who D when</w:t>
+      </w:r>
+    </w:p>
+    <w:p>
+      <w:pPr>
+        <w:rPr>
+          <w:color w:val="000000"/>
+        </w:rPr>
+      </w:pPr>
+      <w:r>
+        <w:rPr>
+          <w:color w:val="000000"/>
+        </w:rPr>
+        <w:t>24. A at B for C on D with</w:t>
+      </w:r>
+    </w:p>
+    <w:p>
+      <w:pPr>
+        <w:rPr>
+          <w:color w:val="000000"/>
+        </w:rPr>
+      </w:pPr>
+    </w:p>
+    <w:p>
+      <w:pPr>
+        <w:rPr>
+          <w:color w:val="000000"/>
+        </w:rPr>
+      </w:pPr>
       <w:r>
         <w:rPr>
           <w:b/>
-        </w:rPr>
-        <w:t xml:space="preserve">PHẦN 7. ĐỌC HIỂU NGẮN – CHI TIẾT VÀ QUY CHIẾU (Câu 25–28)</w:t>
-      </w:r>
-    </w:p>
-    <w:p>
-      <w:r>
-        <w:t xml:space="preserve">The Eastside Study Centre opened a booking system for its quiet rooms in September. Students may reserve a room for up to two hours through the centre's app. Bookings can be cancelled without charge until thirty minutes before the start time. If users fail to arrive within fifteen minutes, the room becomes available to others. This rule was introduced because some reserved rooms had previously remained empty. Group rooms hold a maximum of six people, whereas individual rooms are designed for one user.</w:t>
-      </w:r>
-    </w:p>
-    <w:p>
-      <w:r>
-        <w:t xml:space="preserve">25. How long may a room be reserved? A 15 minutes B 30 minutes C up to 2 hours D all day.</w:t>
-      </w:r>
-    </w:p>
-    <w:p>
-      <w:r>
-        <w:t xml:space="preserve">26. Why was the late-arrival rule introduced? A Rooms were sometimes reserved but unused. B The app was expensive. C Groups were too large. D Students requested longer bookings.</w:t>
-      </w:r>
-    </w:p>
-    <w:p>
-      <w:r>
-        <w:t xml:space="preserve">27. “This rule” refers to A opening in September B free cancellation C releasing a room after 15 minutes D six-person capacity.</w:t>
-      </w:r>
-    </w:p>
-    <w:p>
-      <w:r>
-        <w:t xml:space="preserve">28. Which is NOT TRUE? A Individual rooms are for one user. B Group rooms hold no more than six. C Every cancellation has a charge. D Booking is available through an app.</w:t>
-      </w:r>
-    </w:p>
-    <w:p>
-      <w:r>
-        <w:t xml:space="preserve"/>
-      </w:r>
-    </w:p>
-    <w:p>
+          <w:color w:val="000000"/>
+        </w:rPr>
+        <w:t>PHẦN 7. ĐỌC HIỂU NGẮN – CHI TIẾT VÀ QUY CHIẾU (Câu 25–28)</w:t>
+      </w:r>
+    </w:p>
+    <w:p>
+      <w:pPr>
+        <w:rPr>
+          <w:color w:val="000000"/>
+        </w:rPr>
+      </w:pPr>
+      <w:r>
+        <w:rPr>
+          <w:color w:val="000000"/>
+        </w:rPr>
+        <w:t>The Eastside Study Centre opened a booking system for its quiet rooms in September. Students may reserve a room for up to two hours through the centre's app. Bookings can be cancelled without charge until thirty minutes before the start time. If users fail to arrive within fifteen minutes, the room becomes available to others. This rule was introduced because some reserved rooms had previously remained empty. Group rooms hold a maximum of six people, whereas individual rooms are designed for one user.</w:t>
+      </w:r>
+    </w:p>
+    <w:p>
+      <w:pPr>
+        <w:rPr>
+          <w:color w:val="000000"/>
+        </w:rPr>
+      </w:pPr>
+      <w:r>
+        <w:rPr>
+          <w:color w:val="000000"/>
+        </w:rPr>
+        <w:t>25. How long may a room be reserved? A 15 minutes B 30 minutes C up to 2 hours D all day.</w:t>
+      </w:r>
+    </w:p>
+    <w:p>
+      <w:pPr>
+        <w:rPr>
+          <w:color w:val="000000"/>
+        </w:rPr>
+      </w:pPr>
+      <w:r>
+        <w:rPr>
+          <w:color w:val="000000"/>
+        </w:rPr>
+        <w:t>26. Why was the late-arrival rule introduced? A Rooms were sometimes reserved but unused. B The app was expensive. C Groups were too large. D Students requested longer bookings.</w:t>
+      </w:r>
+    </w:p>
+    <w:p>
+      <w:pPr>
+        <w:rPr>
+          <w:color w:val="000000"/>
+        </w:rPr>
+      </w:pPr>
+      <w:r>
+        <w:rPr>
+          <w:color w:val="000000"/>
+        </w:rPr>
+        <w:t>27. “This rule” refers to A opening in September B free cancellation C releasing a room after 15 minutes D six-person capacity.</w:t>
+      </w:r>
+    </w:p>
+    <w:p>
+      <w:pPr>
+        <w:rPr>
+          <w:color w:val="000000"/>
+        </w:rPr>
+      </w:pPr>
+      <w:r>
+        <w:rPr>
+          <w:color w:val="000000"/>
+        </w:rPr>
+        <w:t>28. Which is NOT TRUE? A Individual rooms are for one user. B Group rooms hold no more than six. C Every cancellation has a charge. D Booking is available through an app.</w:t>
+      </w:r>
+    </w:p>
+    <w:p>
+      <w:pPr>
+        <w:rPr>
+          <w:color w:val="000000"/>
+        </w:rPr>
+      </w:pPr>
+    </w:p>
+    <w:p>
+      <w:pPr>
+        <w:rPr>
+          <w:color w:val="000000"/>
+        </w:rPr>
+      </w:pPr>
       <w:r>
         <w:rPr>
           <w:b/>
-        </w:rPr>
-        <w:t xml:space="preserve">PHẦN 8. ĐỌC HIỂU – Ý CHÍNH VÀ TỪ VỰNG (Câu 29–32)</w:t>
-      </w:r>
-    </w:p>
-    <w:p>
-      <w:r>
-        <w:t xml:space="preserve">Many towns are turning unused railway lines into walking and cycling routes. These paths are often relatively flat and connect residential areas with town centres. Because they are separated from motor traffic, they may feel safer to less confident cyclists. The routes can also bring visitors to local cafés and shops. However, successful projects require more than a smooth surface. Clear signs, safe road crossings, lighting and regular maintenance are essential. Planning should also involve nearby residents, particularly where routes pass close to homes.</w:t>
-      </w:r>
-    </w:p>
-    <w:p>
-      <w:r>
-        <w:t xml:space="preserve">29. Main idea? A Old railways can become useful routes, but careful planning is required. B Every railway should reopen. C Cafés need cyclists. D Flat land is rare.</w:t>
-      </w:r>
-    </w:p>
-    <w:p>
-      <w:r>
-        <w:t xml:space="preserve">30. “relatively” closest means A completely B comparatively C dangerously D unexpectedly.</w:t>
-      </w:r>
-    </w:p>
-    <w:p>
-      <w:r>
-        <w:t xml:space="preserve">31. Why may routes feel safer? A They are underground. B They avoid motor traffic. C Only experts use them. D They close shops.</w:t>
-      </w:r>
-    </w:p>
-    <w:p>
-      <w:r>
-        <w:t xml:space="preserve">32. Best title? A Railway History B From Old Railways to Well-Planned Green Routes C Lighting Only D Dangerous Town Centres.</w:t>
-      </w:r>
-    </w:p>
-    <w:p>
-      <w:r>
-        <w:t xml:space="preserve"/>
-      </w:r>
-    </w:p>
-    <w:p>
+          <w:color w:val="000000"/>
+        </w:rPr>
+        <w:t>PHẦN 8. ĐỌC HIỂU – Ý CHÍNH VÀ TỪ VỰNG (Câu 29–32)</w:t>
+      </w:r>
+    </w:p>
+    <w:p>
+      <w:pPr>
+        <w:rPr>
+          <w:color w:val="000000"/>
+        </w:rPr>
+      </w:pPr>
+      <w:r>
+        <w:rPr>
+          <w:color w:val="000000"/>
+        </w:rPr>
+        <w:t>Many towns are turning unused railway lines into walking and cycling routes. These paths are often relatively flat and connect residential areas with town centres. Because they are separated from motor traffic, they may feel safer to less confident cyclists. The routes can also bring visitors to local cafés and shops. However, successful projects require more than a smooth surface. Clear signs, safe road crossings, lighting and regular maintenance are essential. Planning should also involve nearby residents, particularly where routes pass close to homes.</w:t>
+      </w:r>
+    </w:p>
+    <w:p>
+      <w:pPr>
+        <w:rPr>
+          <w:color w:val="000000"/>
+        </w:rPr>
+      </w:pPr>
+      <w:r>
+        <w:rPr>
+          <w:color w:val="000000"/>
+        </w:rPr>
+        <w:t>29. Main idea? A Old railways can become useful routes, but careful planning is required. B Every railway should reopen. C Cafés need cyclists. D Flat land is rare.</w:t>
+      </w:r>
+    </w:p>
+    <w:p>
+      <w:pPr>
+        <w:rPr>
+          <w:color w:val="000000"/>
+        </w:rPr>
+      </w:pPr>
+      <w:r>
+        <w:rPr>
+          <w:color w:val="000000"/>
+        </w:rPr>
+        <w:t>30. “relatively” closest means A completely B comparatively C dangerously D unexpectedly.</w:t>
+      </w:r>
+    </w:p>
+    <w:p>
+      <w:pPr>
+        <w:rPr>
+          <w:color w:val="000000"/>
+        </w:rPr>
+      </w:pPr>
+      <w:r>
+        <w:rPr>
+          <w:color w:val="000000"/>
+        </w:rPr>
+        <w:t>31. Why may routes feel safer? A They are underground. B They avoid motor traffic. C Only experts use them. D They close shops.</w:t>
+      </w:r>
+    </w:p>
+    <w:p>
+      <w:pPr>
+        <w:rPr>
+          <w:color w:val="000000"/>
+        </w:rPr>
+      </w:pPr>
+      <w:r>
+        <w:rPr>
+          <w:color w:val="000000"/>
+        </w:rPr>
+        <w:t>32. Best title? A Railway History B From Old Railways to Well-Planned Green Routes C Lighting Only D Dangerous Town Centres.</w:t>
+      </w:r>
+    </w:p>
+    <w:p>
+      <w:pPr>
+        <w:rPr>
+          <w:color w:val="000000"/>
+        </w:rPr>
+      </w:pPr>
+    </w:p>
+    <w:p>
+      <w:pPr>
+        <w:rPr>
+          <w:color w:val="000000"/>
+        </w:rPr>
+      </w:pPr>
       <w:r>
         <w:rPr>
           <w:b/>
-        </w:rPr>
-        <w:t xml:space="preserve">PHẦN 9. ĐỌC HIỂU – SUY LUẬN VÀ THÁI ĐỘ (Câu 33–36)</w:t>
-      </w:r>
-    </w:p>
-    <w:p>
-      <w:r>
-        <w:t xml:space="preserve">A university trial allowed students to borrow laptops for an entire term rather than for a few hours. Demand exceeded the number available within two days. Most borrowers reported that reliable access made completing assignments easier. Nevertheless, the trial also revealed problems: several devices were returned late, and technical support received more requests than expected. The university plans to continue the scheme with a clearer return policy and additional support staff. It has not yet decided whether to purchase more laptops, as cost and long-term demand still need to be assessed.</w:t>
-      </w:r>
-    </w:p>
-    <w:p>
-      <w:r>
-        <w:t xml:space="preserve">33. What can be inferred from demand? A Many students valued longer access. B Nobody owned a device. C All students borrowed laptops. D The trial was free worldwide.</w:t>
-      </w:r>
-    </w:p>
-    <w:p>
-      <w:r>
-        <w:t xml:space="preserve">34. Author's tone? A cautiously positive B furious C humorous D completely negative.</w:t>
-      </w:r>
-    </w:p>
-    <w:p>
-      <w:r>
-        <w:t xml:space="preserve">35. Why has the university not decided on more purchases? A No laptop was used. B Cost and future demand require evaluation. C Students dislike assignments. D Support is unnecessary.</w:t>
-      </w:r>
-    </w:p>
-    <w:p>
-      <w:r>
-        <w:t xml:space="preserve">36. Which is too strong? A The trial showed benefits and challenges. B Reliable access helped many borrowers. C The scheme solved every access problem permanently. D The university will continue with changes.</w:t>
-      </w:r>
-    </w:p>
-    <w:p>
-      <w:r>
-        <w:t xml:space="preserve"/>
-      </w:r>
-    </w:p>
-    <w:p>
+          <w:color w:val="000000"/>
+        </w:rPr>
+        <w:lastRenderedPageBreak/>
+        <w:t>PHẦN 9. ĐỌC HIỂU – SUY LUẬN VÀ THÁI ĐỘ (Câu 33–36)</w:t>
+      </w:r>
+    </w:p>
+    <w:p>
+      <w:pPr>
+        <w:rPr>
+          <w:color w:val="000000"/>
+        </w:rPr>
+      </w:pPr>
+      <w:r>
+        <w:rPr>
+          <w:color w:val="000000"/>
+        </w:rPr>
+        <w:t>A university trial allowed students to borrow laptops for an entire term rather than for a few hours. Demand exceeded the number available within two days. Most borrowers reported that reliable access made completing assignments easier. Nevertheless, the trial also revealed problems: several devices were returned late, and technical support received more requests than expected. The university plans to continue the scheme with a clearer return policy and additional support staff. It has not yet decided whether to purchase more laptops, as cost and long-term demand still need to be assessed.</w:t>
+      </w:r>
+    </w:p>
+    <w:p>
+      <w:pPr>
+        <w:rPr>
+          <w:color w:val="000000"/>
+        </w:rPr>
+      </w:pPr>
+      <w:r>
+        <w:rPr>
+          <w:color w:val="000000"/>
+        </w:rPr>
+        <w:t>33. What can be inferred from demand? A Many students valued longer access. B Nobody owned a device. C All students borrowed laptops. D The trial was free worldwide.</w:t>
+      </w:r>
+    </w:p>
+    <w:p>
+      <w:pPr>
+        <w:rPr>
+          <w:color w:val="000000"/>
+        </w:rPr>
+      </w:pPr>
+      <w:r>
+        <w:rPr>
+          <w:color w:val="000000"/>
+        </w:rPr>
+        <w:t>34. Author's tone? A cautiously positive B furious C humorous D completely negative.</w:t>
+      </w:r>
+    </w:p>
+    <w:p>
+      <w:pPr>
+        <w:rPr>
+          <w:color w:val="000000"/>
+        </w:rPr>
+      </w:pPr>
+      <w:r>
+        <w:rPr>
+          <w:color w:val="000000"/>
+        </w:rPr>
+        <w:t>35. Why has the university not decided on more purchases? A No laptop was used. B Cost and future demand require evaluation. C Students dislike assignments. D Support is unnecessary.</w:t>
+      </w:r>
+    </w:p>
+    <w:p>
+      <w:pPr>
+        <w:rPr>
+          <w:color w:val="000000"/>
+        </w:rPr>
+      </w:pPr>
+      <w:r>
+        <w:rPr>
+          <w:color w:val="000000"/>
+        </w:rPr>
+        <w:t>36. Which is too strong? A The trial showed benefits and challenges. B Reliable access helped many borrowers. C The scheme solved every access problem permanently. D The university will continue with changes.</w:t>
+      </w:r>
+    </w:p>
+    <w:p>
+      <w:pPr>
+        <w:rPr>
+          <w:color w:val="000000"/>
+        </w:rPr>
+      </w:pPr>
+    </w:p>
+    <w:p>
+      <w:pPr>
+        <w:rPr>
+          <w:color w:val="000000"/>
+        </w:rPr>
+      </w:pPr>
       <w:r>
         <w:rPr>
           <w:b/>
-        </w:rPr>
-        <w:t xml:space="preserve">PHẦN 10. ĐỌC HIỂU – CHÈN CÂU VÀ LIÊN KẾT (Câu 37–40)</w:t>
-      </w:r>
-    </w:p>
-    <w:p>
-      <w:r>
-        <w:t xml:space="preserve">Sentence: “This makes the material available to people who cannot attend at a fixed time.”</w:t>
-      </w:r>
-    </w:p>
-    <w:p>
-      <w:r>
-        <w:t xml:space="preserve">[A] A local museum has begun recording short talks by its guides. [B] Each video explains one object in the collection and includes subtitles. [C] The recordings can be watched free of charge on the museum website. [D] The museum will monitor viewing figures before deciding how many more talks to produce.</w:t>
-      </w:r>
-    </w:p>
-    <w:p>
-      <w:r>
-        <w:t xml:space="preserve">37. Where does the sentence best fit? A [A] B [B] C [C] D [D].</w:t>
-      </w:r>
-    </w:p>
-    <w:p>
-      <w:r>
-        <w:t xml:space="preserve">38. “This” refers to A recording guides only B free online availability C one museum object D viewing figures.</w:t>
-      </w:r>
-    </w:p>
-    <w:p>
-      <w:r>
-        <w:t xml:space="preserve">39. Why is [A] unsuitable? A The sentence contains a reference with no established idea. B It is the final position. C The museum is local. D Videos have subtitles.</w:t>
-      </w:r>
-    </w:p>
-    <w:p>
-      <w:r>
-        <w:t xml:space="preserve">40. The final sentence mainly shows that A expansion will depend on evidence of use B all talks have ended C attendance is compulsory D the website is closing.</w:t>
-      </w:r>
-    </w:p>
-    <w:p>
-      <w:r>
-        <w:t xml:space="preserve"/>
-      </w:r>
-    </w:p>
-    <w:p>
+          <w:color w:val="000000"/>
+        </w:rPr>
+        <w:t>PHẦN 10. ĐỌC HIỂU – CHÈN CÂU VÀ LIÊN KẾT (Câu 37–40)</w:t>
+      </w:r>
+    </w:p>
+    <w:p>
+      <w:pPr>
+        <w:rPr>
+          <w:color w:val="000000"/>
+        </w:rPr>
+      </w:pPr>
+      <w:r>
+        <w:rPr>
+          <w:color w:val="000000"/>
+        </w:rPr>
+        <w:t>Sentence: “This makes the material available to people who cannot attend at a fixed time.”</w:t>
+      </w:r>
+    </w:p>
+    <w:p>
+      <w:pPr>
+        <w:rPr>
+          <w:color w:val="000000"/>
+        </w:rPr>
+      </w:pPr>
+      <w:r>
+        <w:rPr>
+          <w:color w:val="000000"/>
+        </w:rPr>
+        <w:t>[A] A local museum has begun recording short talks by its guides. [B] Each video explains one object in the collection and includes subtitles. [C] The recordings can be watched free of charge on the museum website. [D] The museum will monitor viewing figures before deciding how many more talks to produce.</w:t>
+      </w:r>
+    </w:p>
+    <w:p>
+      <w:pPr>
+        <w:rPr>
+          <w:color w:val="000000"/>
+        </w:rPr>
+      </w:pPr>
+      <w:r>
+        <w:rPr>
+          <w:color w:val="000000"/>
+        </w:rPr>
+        <w:t>37. Where does the sentence best fit? A [A] B [B] C [C] D [D].</w:t>
+      </w:r>
+    </w:p>
+    <w:p>
+      <w:pPr>
+        <w:rPr>
+          <w:color w:val="000000"/>
+        </w:rPr>
+      </w:pPr>
+      <w:r>
+        <w:rPr>
+          <w:color w:val="000000"/>
+        </w:rPr>
+        <w:t>38. “This” refers to A recording guides only B free online availability C one museum object D viewing figures.</w:t>
+      </w:r>
+    </w:p>
+    <w:p>
+      <w:pPr>
+        <w:rPr>
+          <w:color w:val="000000"/>
+        </w:rPr>
+      </w:pPr>
+      <w:r>
+        <w:rPr>
+          <w:color w:val="000000"/>
+        </w:rPr>
+        <w:t>39. Why is [A] unsuitable? A The sentence contains a reference with no established idea. B It is the final position. C The museum is local. D Videos have subtitles.</w:t>
+      </w:r>
+    </w:p>
+    <w:p>
+      <w:pPr>
+        <w:rPr>
+          <w:color w:val="000000"/>
+        </w:rPr>
+      </w:pPr>
+      <w:r>
+        <w:rPr>
+          <w:color w:val="000000"/>
+        </w:rPr>
+        <w:t>40. The final sentence mainly shows that A expansion will depend on evidence of use B all talks have ended C attendance is compulsory D the website is closing.</w:t>
+      </w:r>
+    </w:p>
+    <w:p>
+      <w:pPr>
+        <w:rPr>
+          <w:color w:val="000000"/>
+        </w:rPr>
+      </w:pPr>
+    </w:p>
+    <w:p>
+      <w:pPr>
+        <w:rPr>
+          <w:color w:val="000000"/>
+        </w:rPr>
+      </w:pPr>
       <w:r>
         <w:rPr>
           <w:b/>
-        </w:rPr>
-        <w:t xml:space="preserve">PHIẾU TRẢ LỜI</w:t>
-      </w:r>
-    </w:p>
-    <w:p>
-      <w:r>
-        <w:t xml:space="preserve">1 ___ 2 ___ 3 ___ 4 ___ 5 ___ 6 ___ 7 ___ 8 ___ 9 ___ 10 ___</w:t>
-      </w:r>
-    </w:p>
-    <w:p>
-      <w:r>
-        <w:t xml:space="preserve">11 ___ 12 ___ 13 ___ 14 ___ 15 ___ 16 ___ 17 ___ 18 ___ 19 ___ 20 ___</w:t>
-      </w:r>
-    </w:p>
-    <w:p>
-      <w:r>
-        <w:t xml:space="preserve">21 ___ 22 ___ 23 ___ 24 ___ 25 ___ 26 ___ 27 ___ 28 ___ 29 ___ 30 ___</w:t>
-      </w:r>
-    </w:p>
-    <w:p>
-      <w:r>
-        <w:t xml:space="preserve">31 ___ 32 ___ 33 ___ 34 ___ 35 ___ 36 ___ 37 ___ 38 ___ 39 ___ 40 ___</w:t>
-      </w:r>
-    </w:p>
-    <w:p>
-      <w:r>
-        <w:t xml:space="preserve"/>
-      </w:r>
-    </w:p>
-    <w:p>
-      <w:r>
+          <w:color w:val="000000"/>
+        </w:rPr>
+        <w:t>PHIẾU TRẢ LỜI</w:t>
+      </w:r>
+    </w:p>
+    <w:p>
+      <w:pPr>
+        <w:rPr>
+          <w:color w:val="000000"/>
+        </w:rPr>
+      </w:pPr>
+      <w:r>
+        <w:rPr>
+          <w:color w:val="000000"/>
+        </w:rPr>
+        <w:t>1 ___ 2 ___ 3 ___ 4 ___ 5 ___ 6 ___ 7 ___ 8 ___ 9 ___ 10 ___</w:t>
+      </w:r>
+    </w:p>
+    <w:p>
+      <w:pPr>
+        <w:rPr>
+          <w:color w:val="000000"/>
+        </w:rPr>
+      </w:pPr>
+      <w:r>
+        <w:rPr>
+          <w:color w:val="000000"/>
+        </w:rPr>
+        <w:t>11 ___ 12 ___ 13 ___ 14 ___ 15 ___ 16 ___ 17 ___ 18 ___ 19 ___ 20 ___</w:t>
+      </w:r>
+    </w:p>
+    <w:p>
+      <w:pPr>
+        <w:rPr>
+          <w:color w:val="000000"/>
+        </w:rPr>
+      </w:pPr>
+      <w:r>
+        <w:rPr>
+          <w:color w:val="000000"/>
+        </w:rPr>
+        <w:t>21 ___ 22 ___ 23 ___ 24 ___ 25 ___ 26 ___ 27 ___ 28 ___ 29 ___ 30 ___</w:t>
+      </w:r>
+    </w:p>
+    <w:p>
+      <w:pPr>
+        <w:rPr>
+          <w:color w:val="000000"/>
+        </w:rPr>
+      </w:pPr>
+      <w:r>
+        <w:rPr>
+          <w:color w:val="000000"/>
+        </w:rPr>
+        <w:t>31 ___ 32 ___ 33 ___ 34 ___ 35 ___ 36 ___ 37 ___ 38 ___ 39 ___ 40 ___</w:t>
+      </w:r>
+    </w:p>
+    <w:p>
+      <w:pPr>
+        <w:rPr>
+          <w:color w:val="000000"/>
+        </w:rPr>
+      </w:pPr>
+    </w:p>
+    <w:p>
+      <w:pPr>
+        <w:keepNext/>
+        <w:pageBreakBefore/>
         <w:rPr>
           <w:b/>
-        </w:rPr>
-        <w:t xml:space="preserve">ĐÁP ÁN – BÀI KIỂM TRA NGÀY 95</w:t>
-      </w:r>
-    </w:p>
-    <w:p>
-      <w:r>
-        <w:t xml:space="preserve">1C 2A 3B 4D 5A 6B 7C 8B 9A 10B</w:t>
-      </w:r>
-    </w:p>
-    <w:p>
-      <w:r>
-        <w:t xml:space="preserve">11A 12A 13A 14A 15A 16A 17C 18B 19A 20C</w:t>
-      </w:r>
-    </w:p>
-    <w:p>
-      <w:r>
-        <w:t xml:space="preserve">21A 22C 23B 24C 25C 26A 27C 28C 29A 30B</w:t>
-      </w:r>
-    </w:p>
-    <w:p>
-      <w:r>
-        <w:t xml:space="preserve">31B 32B 33A 34A 35B 36C 37D 38B 39A 40A</w:t>
-      </w:r>
-    </w:p>
-    <w:p>
-      <w:r>
-        <w:t xml:space="preserve"/>
-      </w:r>
-    </w:p>
-    <w:p>
+          <w:color w:val="000000"/>
+        </w:rPr>
+      </w:pPr>
       <w:r>
         <w:rPr>
           <w:b/>
-        </w:rPr>
-        <w:t xml:space="preserve">GIẢI THÍCH NHANH</w:t>
-      </w:r>
-    </w:p>
-    <w:p>
-      <w:r>
-        <w:t xml:space="preserve">1 invite somebody to do; 2 information about; 3 adjective after make + object; 4 deadline by. 5 what = điều mà; 6 comparative duration; 7 instead of + V-ing; 8 addition. 9–12 ghép hỏi–đáp và mở–phát triển–kết. 13 email greeting→purpose→detail→reply→closing; 14 action→guidance→result→consequence; 15 process sequence; 16 benefits→additional benefit→contrast→balanced conclusion. 17 continue doing; 18 fit into; 19 gradual time progression; 20 before + V-ing. 21 own; 22 the instruction already mentioned; 23 where for workshop; 24 depend on. 25–28 evidence stated directly. 29 covers benefit plus planning condition; 30 comparatively; 31 separated from traffic; 32 title covers transformation and requirements. 33 high early demand; 34 benefits plus limitations; 35 stated reason; 36 absolute overclaim. 37 after online access statement; 38 free online availability; 39 “This” lacks antecedent at [A]; 40 monitoring determines expansion.</w:t>
-      </w:r>
-    </w:p>
-    <w:p>
-      <w:r>
-        <w:t xml:space="preserve"/>
-      </w:r>
-    </w:p>
-    <w:p>
-      <w:r>
-        <w:rPr>
-          <w:b/>
-        </w:rPr>
-        <w:t xml:space="preserve">HỒ SƠ LỖI THEO NHÓM</w:t>
-      </w:r>
-    </w:p>
-    <w:p>
-      <w:r>
-        <w:t xml:space="preserve">G – Grammar: 1, 3, 4, 6, 7, 17, 18, 20, 22, 23, 24.</w:t>
-      </w:r>
-    </w:p>
-    <w:p>
-      <w:r>
-        <w:t xml:space="preserve">V – Vocabulary/collocation: 2, 5, 8, 19, 21, 30.</w:t>
-      </w:r>
-    </w:p>
-    <w:p>
-      <w:r>
-        <w:t xml:space="preserve">L – Link/order/reference: 9–16, 27, 37–39.</w:t>
-      </w:r>
-    </w:p>
-    <w:p>
-      <w:r>
-        <w:t xml:space="preserve">R – Reading: 25, 26, 28, 29, 31–36, 40.</w:t>
-      </w:r>
-    </w:p>
-    <w:p>
-      <w:r>
-        <w:t xml:space="preserve">Một câu có thể liên quan hai kỹ năng; danh sách trên dùng nhóm chính để lập kế hoạch.</w:t>
-      </w:r>
-    </w:p>
-    <w:p>
-      <w:r>
-        <w:t xml:space="preserve"/>
-      </w:r>
-    </w:p>
-    <w:p>
-      <w:r>
-        <w:rPr>
-          <w:b/>
-        </w:rPr>
-        <w:t xml:space="preserve">HỒ SƠ LỖI CÁ NHÂN – MẪU GHI</w:t>
-      </w:r>
-    </w:p>
-    <w:p>
-      <w:r>
-        <w:t xml:space="preserve">Câu | Chọn | Đúng | Nhóm G/V/L/R | Nguyên nhân K/E/T/S | Bằng chứng/quy tắc | Hành động sửa | Ngày làm lại</w:t>
-      </w:r>
-    </w:p>
-    <w:p>
-      <w:r>
-        <w:t xml:space="preserve">Ví dụ: 28 | B | C | R | E | Text: cancellation without charge until 30 minutes | Khoanh NOT, kiểm từng lựa chọn | sau 2 ngày</w:t>
-      </w:r>
-    </w:p>
-    <w:p>
-      <w:r>
-        <w:t xml:space="preserve"/>
-      </w:r>
-    </w:p>
-    <w:p>
-      <w:r>
-        <w:rPr>
-          <w:b/>
-        </w:rPr>
-        <w:t xml:space="preserve">KẾ HOẠCH ÔN BÙ MẪU</w:t>
-      </w:r>
-    </w:p>
-    <w:p>
-      <w:r>
-        <w:t xml:space="preserve">Ưu tiên 1: nhóm có tỉ lệ sai cao nhất – ôn lại bài tương ứng 25 phút, làm 15 câu cùng dạng, mục tiêu ít nhất 13/15.</w:t>
-      </w:r>
-    </w:p>
-    <w:p>
-      <w:r>
-        <w:t xml:space="preserve">Ưu tiên 2: lỗi đọc lệnh/đổi mức độ – tạo checklist NOT/EXCEPT và some/all; áp dụng trong hai bài ngắn.</w:t>
-      </w:r>
-    </w:p>
-    <w:p>
-      <w:r>
-        <w:t xml:space="preserve">Ưu tiên 3: quản lí thời gian – làm lại riêng phần chậm nhất với giới hạn giảm 10%, nhưng giữ độ chính xác tối thiểu 80%.</w:t>
-      </w:r>
-    </w:p>
-    <w:p>
-      <w:r>
-        <w:t xml:space="preserve">Sau 48–72 giờ, làm lại toàn bộ câu sai không nhìn đáp án. Một tuần sau, làm một bộ câu mới cùng dạng để xác nhận lỗi đã được sửa.</w:t>
-      </w:r>
-    </w:p>
-    <w:p>
-      <w:r>
-        <w:t xml:space="preserve"/>
-      </w:r>
-    </w:p>
-    <w:p>
-      <w:r>
-        <w:rPr>
-          <w:b/>
-        </w:rPr>
-        <w:t xml:space="preserve">KẾ HOẠCH CÁ NHÂN CẦN ĐIỀN</w:t>
-      </w:r>
-    </w:p>
-    <w:p>
-      <w:r>
-        <w:t xml:space="preserve">Điểm: ___/40 = ___/10. Thời gian hoàn thành: ___ phút.</w:t>
-      </w:r>
-    </w:p>
-    <w:p>
-      <w:r>
-        <w:t xml:space="preserve">Đúng chắc: ___. Đúng do đoán: ___. Sai: ___. Bỏ trống: ___.</w:t>
-      </w:r>
-    </w:p>
-    <w:p>
-      <w:r>
-        <w:t xml:space="preserve">Điểm G: ___/11. Điểm V: ___/6. Điểm L: ___/12. Điểm R: ___/11.</w:t>
-      </w:r>
-    </w:p>
-    <w:p>
-      <w:r>
-        <w:t xml:space="preserve">Ba lỗi ưu tiên: 1 ___ 2 ___ 3 ___.</w:t>
-      </w:r>
-    </w:p>
-    <w:p>
-      <w:r>
-        <w:rPr>
-          <w:b/>
-        </w:rPr>
-        <w:t xml:space="preserve">Ngày ôn lại: ___. Ngày kiểm tra bằng câu mới: ___. Tiêu chí đạt: ___.</w:t>
-      </w:r>
+          <w:color w:val="000000"/>
+        </w:rPr>
+        <w:lastRenderedPageBreak/>
+        <w:t>ĐÁP ÁN</w:t>
+      </w:r>
+    </w:p>
+    <w:p>
+      <w:pPr>
+        <w:spacing w:after="160"/>
+        <w:jc w:val="center"/>
+        <w:rPr>
+          <w:color w:val="000000"/>
+          <w:sz w:val="30"/>
+        </w:rPr>
+      </w:pPr>
+      <w:r>
+        <w:rPr>
+          <w:color w:val="000000"/>
+          <w:sz w:val="30"/>
+        </w:rPr>
+        <w:t>1. C</w:t>
+      </w:r>
+    </w:p>
+    <w:p>
+      <w:pPr>
+        <w:spacing w:after="160"/>
+        <w:rPr>
+          <w:color w:val="000000"/>
+        </w:rPr>
+      </w:pPr>
+      <w:r>
+        <w:rPr>
+          <w:color w:val="000000"/>
+        </w:rPr>
+        <w:t>2. A</w:t>
+      </w:r>
+    </w:p>
+    <w:p>
+      <w:pPr>
+        <w:spacing w:after="160"/>
+        <w:rPr>
+          <w:color w:val="000000"/>
+        </w:rPr>
+      </w:pPr>
+      <w:r>
+        <w:rPr>
+          <w:color w:val="000000"/>
+        </w:rPr>
+        <w:t>3. B</w:t>
+      </w:r>
+    </w:p>
+    <w:p>
+      <w:pPr>
+        <w:spacing w:after="160"/>
+        <w:rPr>
+          <w:color w:val="000000"/>
+        </w:rPr>
+      </w:pPr>
+      <w:r>
+        <w:rPr>
+          <w:color w:val="000000"/>
+        </w:rPr>
+        <w:t>4. D</w:t>
+      </w:r>
+    </w:p>
+    <w:p>
+      <w:pPr>
+        <w:spacing w:after="160"/>
+        <w:rPr>
+          <w:color w:val="000000"/>
+        </w:rPr>
+      </w:pPr>
+      <w:r>
+        <w:rPr>
+          <w:color w:val="000000"/>
+        </w:rPr>
+        <w:t>5. A</w:t>
+      </w:r>
+    </w:p>
+    <w:p>
+      <w:pPr>
+        <w:spacing w:after="160"/>
+        <w:rPr>
+          <w:color w:val="000000"/>
+        </w:rPr>
+      </w:pPr>
+      <w:r>
+        <w:rPr>
+          <w:color w:val="000000"/>
+        </w:rPr>
+        <w:t>6. B</w:t>
+      </w:r>
+    </w:p>
+    <w:p>
+      <w:pPr>
+        <w:spacing w:after="160"/>
+        <w:rPr>
+          <w:color w:val="000000"/>
+        </w:rPr>
+      </w:pPr>
+      <w:r>
+        <w:rPr>
+          <w:color w:val="000000"/>
+        </w:rPr>
+        <w:t>7. C</w:t>
+      </w:r>
+    </w:p>
+    <w:p>
+      <w:pPr>
+        <w:spacing w:after="160"/>
+        <w:rPr>
+          <w:color w:val="000000"/>
+        </w:rPr>
+      </w:pPr>
+      <w:r>
+        <w:rPr>
+          <w:color w:val="000000"/>
+        </w:rPr>
+        <w:t>8. B</w:t>
+      </w:r>
+    </w:p>
+    <w:p>
+      <w:pPr>
+        <w:spacing w:after="160"/>
+        <w:rPr>
+          <w:color w:val="000000"/>
+        </w:rPr>
+      </w:pPr>
+      <w:r>
+        <w:rPr>
+          <w:color w:val="000000"/>
+        </w:rPr>
+        <w:t>9. A</w:t>
+      </w:r>
+    </w:p>
+    <w:p>
+      <w:pPr>
+        <w:spacing w:after="160"/>
+        <w:rPr>
+          <w:color w:val="000000"/>
+        </w:rPr>
+      </w:pPr>
+      <w:r>
+        <w:rPr>
+          <w:color w:val="000000"/>
+        </w:rPr>
+        <w:t>10. B</w:t>
+      </w:r>
+    </w:p>
+    <w:p>
+      <w:pPr>
+        <w:spacing w:after="160"/>
+        <w:rPr>
+          <w:color w:val="000000"/>
+        </w:rPr>
+      </w:pPr>
+      <w:r>
+        <w:rPr>
+          <w:color w:val="000000"/>
+        </w:rPr>
+        <w:t>11. A</w:t>
+      </w:r>
+    </w:p>
+    <w:p>
+      <w:pPr>
+        <w:spacing w:after="160"/>
+        <w:rPr>
+          <w:color w:val="000000"/>
+        </w:rPr>
+      </w:pPr>
+      <w:r>
+        <w:rPr>
+          <w:color w:val="000000"/>
+        </w:rPr>
+        <w:t>12. A</w:t>
+      </w:r>
+    </w:p>
+    <w:p>
+      <w:pPr>
+        <w:spacing w:after="160"/>
+        <w:rPr>
+          <w:color w:val="000000"/>
+        </w:rPr>
+      </w:pPr>
+      <w:r>
+        <w:rPr>
+          <w:color w:val="000000"/>
+        </w:rPr>
+        <w:t>13. A</w:t>
+      </w:r>
+    </w:p>
+    <w:p>
+      <w:pPr>
+        <w:spacing w:after="160"/>
+        <w:rPr>
+          <w:color w:val="000000"/>
+        </w:rPr>
+      </w:pPr>
+      <w:r>
+        <w:rPr>
+          <w:color w:val="000000"/>
+        </w:rPr>
+        <w:t>14. A</w:t>
+      </w:r>
+    </w:p>
+    <w:p>
+      <w:pPr>
+        <w:spacing w:after="160"/>
+        <w:rPr>
+          <w:color w:val="000000"/>
+        </w:rPr>
+      </w:pPr>
+      <w:r>
+        <w:rPr>
+          <w:color w:val="000000"/>
+        </w:rPr>
+        <w:t>15. A</w:t>
+      </w:r>
+    </w:p>
+    <w:p>
+      <w:pPr>
+        <w:spacing w:after="160"/>
+        <w:rPr>
+          <w:color w:val="000000"/>
+        </w:rPr>
+      </w:pPr>
+      <w:r>
+        <w:rPr>
+          <w:color w:val="000000"/>
+        </w:rPr>
+        <w:t>16. A</w:t>
+      </w:r>
+    </w:p>
+    <w:p>
+      <w:pPr>
+        <w:spacing w:after="160"/>
+        <w:rPr>
+          <w:color w:val="000000"/>
+        </w:rPr>
+      </w:pPr>
+      <w:r>
+        <w:rPr>
+          <w:color w:val="000000"/>
+        </w:rPr>
+        <w:t>17. C</w:t>
+      </w:r>
+    </w:p>
+    <w:p>
+      <w:pPr>
+        <w:spacing w:after="160"/>
+        <w:rPr>
+          <w:color w:val="000000"/>
+        </w:rPr>
+      </w:pPr>
+      <w:r>
+        <w:rPr>
+          <w:color w:val="000000"/>
+        </w:rPr>
+        <w:t>18. B</w:t>
+      </w:r>
+    </w:p>
+    <w:p>
+      <w:pPr>
+        <w:spacing w:after="160"/>
+        <w:rPr>
+          <w:color w:val="000000"/>
+        </w:rPr>
+      </w:pPr>
+      <w:r>
+        <w:rPr>
+          <w:color w:val="000000"/>
+        </w:rPr>
+        <w:t>19. A</w:t>
+      </w:r>
+    </w:p>
+    <w:p>
+      <w:pPr>
+        <w:spacing w:after="160"/>
+        <w:rPr>
+          <w:color w:val="000000"/>
+        </w:rPr>
+      </w:pPr>
+      <w:r>
+        <w:rPr>
+          <w:color w:val="000000"/>
+        </w:rPr>
+        <w:t>20. C</w:t>
+      </w:r>
+    </w:p>
+    <w:p>
+      <w:pPr>
+        <w:spacing w:after="160"/>
+        <w:rPr>
+          <w:color w:val="000000"/>
+        </w:rPr>
+      </w:pPr>
+      <w:r>
+        <w:rPr>
+          <w:color w:val="000000"/>
+        </w:rPr>
+        <w:t>21. A</w:t>
+      </w:r>
+    </w:p>
+    <w:p>
+      <w:pPr>
+        <w:spacing w:after="160"/>
+        <w:rPr>
+          <w:color w:val="000000"/>
+        </w:rPr>
+      </w:pPr>
+      <w:r>
+        <w:rPr>
+          <w:color w:val="000000"/>
+        </w:rPr>
+        <w:t>22. C</w:t>
+      </w:r>
+    </w:p>
+    <w:p>
+      <w:pPr>
+        <w:spacing w:after="160"/>
+        <w:rPr>
+          <w:color w:val="000000"/>
+        </w:rPr>
+      </w:pPr>
+      <w:r>
+        <w:rPr>
+          <w:color w:val="000000"/>
+        </w:rPr>
+        <w:t>23. B</w:t>
+      </w:r>
+    </w:p>
+    <w:p>
+      <w:pPr>
+        <w:spacing w:after="160"/>
+        <w:rPr>
+          <w:color w:val="000000"/>
+        </w:rPr>
+      </w:pPr>
+      <w:r>
+        <w:rPr>
+          <w:color w:val="000000"/>
+        </w:rPr>
+        <w:t>24. C</w:t>
+      </w:r>
+    </w:p>
+    <w:p>
+      <w:pPr>
+        <w:spacing w:after="160"/>
+        <w:rPr>
+          <w:color w:val="000000"/>
+        </w:rPr>
+      </w:pPr>
+      <w:r>
+        <w:rPr>
+          <w:color w:val="000000"/>
+        </w:rPr>
+        <w:t>25. C</w:t>
+      </w:r>
+    </w:p>
+    <w:p>
+      <w:pPr>
+        <w:spacing w:after="160"/>
+        <w:rPr>
+          <w:color w:val="000000"/>
+        </w:rPr>
+      </w:pPr>
+      <w:r>
+        <w:rPr>
+          <w:color w:val="000000"/>
+        </w:rPr>
+        <w:t>26. A</w:t>
+      </w:r>
+    </w:p>
+    <w:p>
+      <w:pPr>
+        <w:spacing w:after="160"/>
+        <w:rPr>
+          <w:color w:val="000000"/>
+        </w:rPr>
+      </w:pPr>
+      <w:r>
+        <w:rPr>
+          <w:color w:val="000000"/>
+        </w:rPr>
+        <w:t>27. C</w:t>
+      </w:r>
+    </w:p>
+    <w:p>
+      <w:pPr>
+        <w:spacing w:after="160"/>
+        <w:rPr>
+          <w:color w:val="000000"/>
+        </w:rPr>
+      </w:pPr>
+      <w:r>
+        <w:rPr>
+          <w:color w:val="000000"/>
+        </w:rPr>
+        <w:t>28. C</w:t>
+      </w:r>
+    </w:p>
+    <w:p>
+      <w:pPr>
+        <w:spacing w:after="160"/>
+        <w:rPr>
+          <w:color w:val="000000"/>
+        </w:rPr>
+      </w:pPr>
+      <w:r>
+        <w:rPr>
+          <w:color w:val="000000"/>
+        </w:rPr>
+        <w:t>29. A</w:t>
+      </w:r>
+    </w:p>
+    <w:p>
+      <w:pPr>
+        <w:spacing w:after="160"/>
+        <w:rPr>
+          <w:color w:val="000000"/>
+        </w:rPr>
+      </w:pPr>
+      <w:r>
+        <w:rPr>
+          <w:color w:val="000000"/>
+        </w:rPr>
+        <w:lastRenderedPageBreak/>
+        <w:t>30. B</w:t>
+      </w:r>
+    </w:p>
+    <w:p>
+      <w:pPr>
+        <w:spacing w:after="160"/>
+        <w:rPr>
+          <w:color w:val="000000"/>
+        </w:rPr>
+      </w:pPr>
+      <w:r>
+        <w:rPr>
+          <w:color w:val="000000"/>
+        </w:rPr>
+        <w:t>31. B</w:t>
+      </w:r>
+    </w:p>
+    <w:p>
+      <w:pPr>
+        <w:spacing w:after="160"/>
+        <w:rPr>
+          <w:color w:val="000000"/>
+        </w:rPr>
+      </w:pPr>
+      <w:r>
+        <w:rPr>
+          <w:color w:val="000000"/>
+        </w:rPr>
+        <w:t>32. B</w:t>
+      </w:r>
+    </w:p>
+    <w:p>
+      <w:pPr>
+        <w:spacing w:after="160"/>
+        <w:rPr>
+          <w:color w:val="000000"/>
+        </w:rPr>
+      </w:pPr>
+      <w:r>
+        <w:rPr>
+          <w:color w:val="000000"/>
+        </w:rPr>
+        <w:t>33. A</w:t>
+      </w:r>
+    </w:p>
+    <w:p>
+      <w:pPr>
+        <w:spacing w:after="160"/>
+        <w:rPr>
+          <w:color w:val="000000"/>
+        </w:rPr>
+      </w:pPr>
+      <w:r>
+        <w:rPr>
+          <w:color w:val="000000"/>
+        </w:rPr>
+        <w:t>34. A</w:t>
+      </w:r>
+    </w:p>
+    <w:p>
+      <w:pPr>
+        <w:spacing w:after="160"/>
+        <w:rPr>
+          <w:color w:val="000000"/>
+        </w:rPr>
+      </w:pPr>
+      <w:r>
+        <w:rPr>
+          <w:color w:val="000000"/>
+        </w:rPr>
+        <w:t>35. B</w:t>
+      </w:r>
+    </w:p>
+    <w:p>
+      <w:pPr>
+        <w:spacing w:after="160"/>
+        <w:rPr>
+          <w:color w:val="000000"/>
+        </w:rPr>
+      </w:pPr>
+      <w:r>
+        <w:rPr>
+          <w:color w:val="000000"/>
+        </w:rPr>
+        <w:t>36. C</w:t>
+      </w:r>
+    </w:p>
+    <w:p>
+      <w:pPr>
+        <w:spacing w:after="160"/>
+        <w:rPr>
+          <w:color w:val="000000"/>
+        </w:rPr>
+      </w:pPr>
+      <w:r>
+        <w:rPr>
+          <w:color w:val="000000"/>
+        </w:rPr>
+        <w:t>37. D</w:t>
+      </w:r>
+    </w:p>
+    <w:p>
+      <w:pPr>
+        <w:spacing w:after="160"/>
+        <w:rPr>
+          <w:color w:val="000000"/>
+        </w:rPr>
+      </w:pPr>
+      <w:r>
+        <w:rPr>
+          <w:color w:val="000000"/>
+        </w:rPr>
+        <w:t>38. B</w:t>
+      </w:r>
+    </w:p>
+    <w:p>
+      <w:pPr>
+        <w:spacing w:after="160"/>
+        <w:rPr>
+          <w:color w:val="000000"/>
+        </w:rPr>
+      </w:pPr>
+      <w:r>
+        <w:rPr>
+          <w:color w:val="000000"/>
+        </w:rPr>
+        <w:t>39. A</w:t>
+      </w:r>
+    </w:p>
+    <w:p>
+      <w:pPr>
+        <w:spacing w:after="160"/>
+        <w:rPr>
+          <w:color w:val="000000"/>
+        </w:rPr>
+      </w:pPr>
+      <w:r>
+        <w:rPr>
+          <w:color w:val="000000"/>
+        </w:rPr>
+        <w:t>40. A</w:t>
+      </w:r>
+    </w:p>
+    <w:p>
+      <w:pPr>
+        <w:rPr>
+          <w:color w:val="000000"/>
+        </w:rPr>
+      </w:pPr>
     </w:p>
     <w:sectPr>
       <w:pgSz w:w="11906" w:h="16838"/>
-      <w:pgMar w:top="1134" w:right="1134" w:bottom="1134" w:left="1134"/>
+      <w:pgMar w:top="1134" w:right="1134" w:bottom="1134" w:left="1134" w:header="720" w:footer="720" w:gutter="0"/>
+      <w:cols w:space="720"/>
     </w:sectPr>
   </w:body>
 </w:document>
